--- a/Documentation/Working_Documents/Chatterbox_Quickstart_Guide.docx
+++ b/Documentation/Working_Documents/Chatterbox_Quickstart_Guide.docx
@@ -49,13 +49,13 @@
         <w:tblLook w:val="04A0" w:firstRow="1" w:lastRow="0" w:firstColumn="1" w:lastColumn="0" w:noHBand="0" w:noVBand="1"/>
       </w:tblPr>
       <w:tblGrid>
-        <w:gridCol w:w="5598"/>
-        <w:gridCol w:w="3762"/>
+        <w:gridCol w:w="5724"/>
+        <w:gridCol w:w="3636"/>
       </w:tblGrid>
       <w:tr>
         <w:tc>
           <w:tcPr>
-            <w:tcW w:w="4675" w:type="dxa"/>
+            <w:tcW w:w="5598" w:type="dxa"/>
           </w:tcPr>
           <w:p>
             <w:r>
@@ -102,7 +102,7 @@
         </w:tc>
         <w:tc>
           <w:tcPr>
-            <w:tcW w:w="4675" w:type="dxa"/>
+            <w:tcW w:w="3762" w:type="dxa"/>
           </w:tcPr>
           <w:p>
             <w:r>
@@ -111,9 +111,9 @@
                 <w:noProof/>
               </w:rPr>
               <w:drawing>
-                <wp:inline distT="0" distB="0" distL="0" distR="0" wp14:anchorId="5C96FAE9" wp14:editId="2724A865">
-                  <wp:extent cx="2352069" cy="1179307"/>
-                  <wp:effectExtent l="0" t="0" r="0" b="1905"/>
+                <wp:inline distT="0" distB="0" distL="0" distR="0" wp14:anchorId="5C96FAE9" wp14:editId="304A359E">
+                  <wp:extent cx="2216333" cy="1111250"/>
+                  <wp:effectExtent l="0" t="0" r="0" b="0"/>
                   <wp:docPr id="1953959646" name="Picture 1" descr="The back of a yellow and grey video game console&#10;&#10;AI-generated content may be incorrect."/>
                   <wp:cNvGraphicFramePr>
                     <a:graphicFrameLocks xmlns:a="http://schemas.openxmlformats.org/drawingml/2006/main" noChangeAspect="1"/>
@@ -139,7 +139,7 @@
                         <pic:spPr bwMode="auto">
                           <a:xfrm>
                             <a:off x="0" y="0"/>
-                            <a:ext cx="2400265" cy="1203472"/>
+                            <a:ext cx="2268988" cy="1137651"/>
                           </a:xfrm>
                           <a:prstGeom prst="rect">
                             <a:avLst/>
@@ -165,9 +165,9 @@
                 <w:noProof/>
               </w:rPr>
               <w:drawing>
-                <wp:inline distT="0" distB="0" distL="0" distR="0" wp14:anchorId="61248B30" wp14:editId="1E7022B8">
-                  <wp:extent cx="2309785" cy="1901196"/>
-                  <wp:effectExtent l="0" t="0" r="0" b="3810"/>
+                <wp:inline distT="0" distB="0" distL="0" distR="0" wp14:anchorId="61248B30" wp14:editId="455D8F7F">
+                  <wp:extent cx="1758949" cy="1447800"/>
+                  <wp:effectExtent l="0" t="0" r="0" b="0"/>
                   <wp:docPr id="1438138575" name="Picture 2" descr="A yellow and grey device with a dial and buttons&#10;&#10;AI-generated content may be incorrect."/>
                   <wp:cNvGraphicFramePr>
                     <a:graphicFrameLocks xmlns:a="http://schemas.openxmlformats.org/drawingml/2006/main" noChangeAspect="1"/>
@@ -193,7 +193,7 @@
                         <pic:spPr bwMode="auto">
                           <a:xfrm>
                             <a:off x="0" y="0"/>
-                            <a:ext cx="2312546" cy="1903469"/>
+                            <a:ext cx="1771772" cy="1458354"/>
                           </a:xfrm>
                           <a:prstGeom prst="rect">
                             <a:avLst/>
@@ -217,7 +217,54 @@
         </w:tc>
       </w:tr>
     </w:tbl>
-    <w:p/>
+    <w:p>
+      <w:r>
+        <w:rPr>
+          <w:noProof/>
+        </w:rPr>
+        <w:drawing>
+          <wp:inline distT="0" distB="0" distL="0" distR="0" wp14:anchorId="0C6BF22B" wp14:editId="7CA0F17F">
+            <wp:extent cx="2940050" cy="1878051"/>
+            <wp:effectExtent l="0" t="0" r="0" b="8255"/>
+            <wp:docPr id="1901882884" name="Picture 1" descr="A yellow and pink game&#10;&#10;AI-generated content may be incorrect."/>
+            <wp:cNvGraphicFramePr>
+              <a:graphicFrameLocks xmlns:a="http://schemas.openxmlformats.org/drawingml/2006/main" noChangeAspect="1"/>
+            </wp:cNvGraphicFramePr>
+            <a:graphic xmlns:a="http://schemas.openxmlformats.org/drawingml/2006/main">
+              <a:graphicData uri="http://schemas.openxmlformats.org/drawingml/2006/picture">
+                <pic:pic xmlns:pic="http://schemas.openxmlformats.org/drawingml/2006/picture">
+                  <pic:nvPicPr>
+                    <pic:cNvPr id="708207291" name="Picture 1" descr="A yellow and pink game&#10;&#10;AI-generated content may be incorrect."/>
+                    <pic:cNvPicPr/>
+                  </pic:nvPicPr>
+                  <pic:blipFill>
+                    <a:blip r:embed="rId14" cstate="print">
+                      <a:extLst>
+                        <a:ext uri="{28A0092B-C50C-407E-A947-70E740481C1C}">
+                          <a14:useLocalDpi xmlns:a14="http://schemas.microsoft.com/office/drawing/2010/main" val="0"/>
+                        </a:ext>
+                      </a:extLst>
+                    </a:blip>
+                    <a:stretch>
+                      <a:fillRect/>
+                    </a:stretch>
+                  </pic:blipFill>
+                  <pic:spPr>
+                    <a:xfrm>
+                      <a:off x="0" y="0"/>
+                      <a:ext cx="2951544" cy="1885393"/>
+                    </a:xfrm>
+                    <a:prstGeom prst="rect">
+                      <a:avLst/>
+                    </a:prstGeom>
+                  </pic:spPr>
+                </pic:pic>
+              </a:graphicData>
+            </a:graphic>
+          </wp:inline>
+        </w:drawing>
+      </w:r>
+    </w:p>
     <w:p>
       <w:pPr>
         <w:pStyle w:val="Heading2"/>
@@ -227,39 +274,89 @@
       </w:r>
     </w:p>
     <w:p>
+      <w:pPr>
+        <w:pStyle w:val="ListParagraph"/>
+        <w:numPr>
+          <w:ilvl w:val="0"/>
+          <w:numId w:val="44"/>
+        </w:numPr>
+      </w:pPr>
       <w:r>
-        <w:t xml:space="preserve">Users record their own messages at each message position, </w:t>
-      </w:r>
-      <w:r>
-        <w:t xml:space="preserve">with </w:t>
-      </w:r>
-      <w:r>
-        <w:t xml:space="preserve">the record mode and </w:t>
-      </w:r>
-      <w:r>
-        <w:t xml:space="preserve">direct access switches. </w:t>
-      </w:r>
-      <w:r>
-        <w:t xml:space="preserve">Switch scanning is started by activating the assistive switch connected to the “SELECT” port. </w:t>
-      </w:r>
-      <w:r>
-        <w:t xml:space="preserve">The first message will play, then there will be a delay (controlled with the “SPEED” switch) </w:t>
-      </w:r>
-      <w:r>
-        <w:t xml:space="preserve">before the next message is automatically started. The user activates the “SELECT” switch again to replay the current message (while it is playing or during the delay between messages). </w:t>
-      </w:r>
-      <w:r>
-        <w:t xml:space="preserve">If the Chatterbox times out after the last message, or a message is chosen to replay, it exits </w:t>
-      </w:r>
-      <w:r>
-        <w:t>switch scanning until the “SELECT” switch is activated again.</w:t>
+        <w:t>Record your own messages at each message position, using the record mode and direct access switches</w:t>
       </w:r>
     </w:p>
     <w:p>
       <w:pPr>
+        <w:pStyle w:val="ListParagraph"/>
+        <w:numPr>
+          <w:ilvl w:val="0"/>
+          <w:numId w:val="44"/>
+        </w:numPr>
+      </w:pPr>
+      <w:r>
+        <w:t>Start switch scanning with the assistive switch connected to the “SELECT” port</w:t>
+      </w:r>
+    </w:p>
+    <w:p>
+      <w:pPr>
+        <w:pStyle w:val="ListParagraph"/>
+        <w:numPr>
+          <w:ilvl w:val="0"/>
+          <w:numId w:val="44"/>
+        </w:numPr>
+      </w:pPr>
+      <w:r>
+        <w:t>First message will start playing, followed by a delay (controlled by the “SPEED” switch</w:t>
+      </w:r>
+    </w:p>
+    <w:p>
+      <w:pPr>
+        <w:pStyle w:val="ListParagraph"/>
+        <w:numPr>
+          <w:ilvl w:val="0"/>
+          <w:numId w:val="44"/>
+        </w:numPr>
+      </w:pPr>
+      <w:r>
+        <w:t xml:space="preserve">After the delay, the next message will start playing, if </w:t>
+      </w:r>
+      <w:r>
+        <w:t>the user does not select that message</w:t>
+      </w:r>
+    </w:p>
+    <w:p>
+      <w:pPr>
+        <w:pStyle w:val="ListParagraph"/>
+        <w:numPr>
+          <w:ilvl w:val="0"/>
+          <w:numId w:val="44"/>
+        </w:numPr>
+      </w:pPr>
+      <w:r>
+        <w:t xml:space="preserve">To select a message, </w:t>
+      </w:r>
+      <w:r>
+        <w:t>activate the “SELECT” switch again anytime the message is playing or during the delay</w:t>
+      </w:r>
+    </w:p>
+    <w:p>
+      <w:pPr>
+        <w:pStyle w:val="ListParagraph"/>
+        <w:numPr>
+          <w:ilvl w:val="0"/>
+          <w:numId w:val="44"/>
+        </w:numPr>
+      </w:pPr>
+      <w:r>
+        <w:t>Playback stops after a message is replayed, or the delay times out after the last message</w:t>
+      </w:r>
+    </w:p>
+    <w:p>
+      <w:pPr>
         <w:pStyle w:val="Heading2"/>
       </w:pPr>
       <w:r>
+        <w:lastRenderedPageBreak/>
         <w:t xml:space="preserve">Using the </w:t>
       </w:r>
       <w:r>
@@ -301,9 +398,21 @@
         <w:tc>
           <w:tcPr>
             <w:tcW w:w="3116" w:type="dxa"/>
+            <w:shd w:val="clear" w:color="auto" w:fill="E7E6E6" w:themeFill="background2"/>
           </w:tcPr>
           <w:p>
+            <w:pPr>
+              <w:jc w:val="center"/>
+              <w:rPr>
+                <w:b/>
+                <w:bCs/>
+              </w:rPr>
+            </w:pPr>
             <w:r>
+              <w:rPr>
+                <w:b/>
+                <w:bCs/>
+              </w:rPr>
               <w:t>Input</w:t>
             </w:r>
           </w:p>
@@ -311,9 +420,21 @@
         <w:tc>
           <w:tcPr>
             <w:tcW w:w="3117" w:type="dxa"/>
+            <w:shd w:val="clear" w:color="auto" w:fill="E7E6E6" w:themeFill="background2"/>
           </w:tcPr>
           <w:p>
+            <w:pPr>
+              <w:jc w:val="center"/>
+              <w:rPr>
+                <w:b/>
+                <w:bCs/>
+              </w:rPr>
+            </w:pPr>
             <w:r>
+              <w:rPr>
+                <w:b/>
+                <w:bCs/>
+              </w:rPr>
               <w:t>Record Mode</w:t>
             </w:r>
           </w:p>
@@ -321,9 +442,21 @@
         <w:tc>
           <w:tcPr>
             <w:tcW w:w="3117" w:type="dxa"/>
+            <w:shd w:val="clear" w:color="auto" w:fill="E7E6E6" w:themeFill="background2"/>
           </w:tcPr>
           <w:p>
+            <w:pPr>
+              <w:jc w:val="center"/>
+              <w:rPr>
+                <w:b/>
+                <w:bCs/>
+              </w:rPr>
+            </w:pPr>
             <w:r>
+              <w:rPr>
+                <w:b/>
+                <w:bCs/>
+              </w:rPr>
               <w:t>Playback Mode</w:t>
             </w:r>
           </w:p>
@@ -388,7 +521,6 @@
           </w:tcPr>
           <w:p>
             <w:r>
-              <w:lastRenderedPageBreak/>
               <w:t>Hold direct access switch (&gt;1 second)</w:t>
             </w:r>
           </w:p>
@@ -651,9 +783,21 @@
         <w:tc>
           <w:tcPr>
             <w:tcW w:w="4675" w:type="dxa"/>
+            <w:shd w:val="clear" w:color="auto" w:fill="E7E6E6" w:themeFill="background2"/>
           </w:tcPr>
           <w:p>
+            <w:pPr>
+              <w:jc w:val="center"/>
+              <w:rPr>
+                <w:b/>
+                <w:bCs/>
+              </w:rPr>
+            </w:pPr>
             <w:r>
+              <w:rPr>
+                <w:b/>
+                <w:bCs/>
+              </w:rPr>
               <w:t>LED Behaviour</w:t>
             </w:r>
           </w:p>
@@ -661,9 +805,21 @@
         <w:tc>
           <w:tcPr>
             <w:tcW w:w="4675" w:type="dxa"/>
+            <w:shd w:val="clear" w:color="auto" w:fill="E7E6E6" w:themeFill="background2"/>
           </w:tcPr>
           <w:p>
+            <w:pPr>
+              <w:jc w:val="center"/>
+              <w:rPr>
+                <w:b/>
+                <w:bCs/>
+              </w:rPr>
+            </w:pPr>
             <w:r>
+              <w:rPr>
+                <w:b/>
+                <w:bCs/>
+              </w:rPr>
               <w:t>Meaning</w:t>
             </w:r>
           </w:p>
@@ -804,17 +960,24 @@
         <w:pStyle w:val="Heading2"/>
       </w:pPr>
       <w:r>
+        <w:lastRenderedPageBreak/>
         <w:t>Support</w:t>
       </w:r>
     </w:p>
     <w:p>
       <w:r>
-        <w:t>For support, contact the make of your device or Makers Making Change at</w:t>
+        <w:t>For support, contact the make</w:t>
+      </w:r>
+      <w:r>
+        <w:t>r</w:t>
+      </w:r>
+      <w:r>
+        <w:t xml:space="preserve"> of your device or Makers Making Change at</w:t>
       </w:r>
       <w:r>
         <w:t xml:space="preserve"> </w:t>
       </w:r>
-      <w:hyperlink r:id="rId14" w:history="1">
+      <w:hyperlink r:id="rId15" w:history="1">
         <w:r>
           <w:rPr>
             <w:rStyle w:val="Hyperlink"/>
@@ -828,8 +991,8 @@
     </w:p>
     <w:p/>
     <w:sectPr>
-      <w:headerReference w:type="default" r:id="rId15"/>
-      <w:footerReference w:type="default" r:id="rId16"/>
+      <w:headerReference w:type="default" r:id="rId16"/>
+      <w:footerReference w:type="default" r:id="rId17"/>
       <w:pgSz w:w="12240" w:h="15840"/>
       <w:pgMar w:top="1440" w:right="1440" w:bottom="1440" w:left="1440" w:header="708" w:footer="708" w:gutter="0"/>
       <w:cols w:space="708"/>
@@ -905,7 +1068,7 @@
                   <a:blip r:embed="rId1">
                     <a:extLst>
                       <a:ext uri="{C183D7F6-B498-43B3-948B-1728B52AA6E4}">
-                        <adec:decorative xmlns="" xmlns:o="urn:schemas-microsoft-com:office:office" xmlns:v="urn:schemas-microsoft-com:vml" xmlns:w10="urn:schemas-microsoft-com:office:word" xmlns:w="http://schemas.openxmlformats.org/wordprocessingml/2006/main" xmlns:a14="http://schemas.microsoft.com/office/drawing/2010/main" xmlns:adec="http://schemas.microsoft.com/office/drawing/2017/decorative" xmlns:arto="http://schemas.microsoft.com/office/word/2006/arto" val="1"/>
+                        <adec:decorative xmlns:arto="http://schemas.microsoft.com/office/word/2006/arto" xmlns:adec="http://schemas.microsoft.com/office/drawing/2017/decorative" xmlns:a14="http://schemas.microsoft.com/office/drawing/2010/main" xmlns:w="http://schemas.openxmlformats.org/wordprocessingml/2006/main" xmlns:w10="urn:schemas-microsoft-com:office:word" xmlns:v="urn:schemas-microsoft-com:vml" xmlns:o="urn:schemas-microsoft-com:office:office" xmlns="" val="1"/>
                       </a:ext>
                     </a:extLst>
                   </a:blip>
@@ -1272,7 +1435,7 @@
         <w:sz w:val="16"/>
         <w:szCs w:val="16"/>
       </w:rPr>
-      <w:t xml:space="preserve"> November</w:t>
+      <w:t xml:space="preserve"> </w:t>
     </w:r>
     <w:r>
       <w:rPr>
@@ -1282,7 +1445,7 @@
         <w:sz w:val="16"/>
         <w:szCs w:val="16"/>
       </w:rPr>
-      <w:t xml:space="preserve"> 2025</w:t>
+      <w:t>March 2026</w:t>
     </w:r>
   </w:p>
   <w:p>
@@ -2814,6 +2977,118 @@
     </w:lvl>
   </w:abstractNum>
   <w:abstractNum w:abstractNumId="12" w15:restartNumberingAfterBreak="0">
+    <w:nsid w:val="2CCC5CE2"/>
+    <w:multiLevelType w:val="hybridMultilevel"/>
+    <w:tmpl w:val="E0908834"/>
+    <w:lvl w:ilvl="0" w:tplc="CD000FE4">
+      <w:numFmt w:val="bullet"/>
+      <w:lvlText w:val="-"/>
+      <w:lvlJc w:val="left"/>
+      <w:pPr>
+        <w:ind w:left="720" w:hanging="360"/>
+      </w:pPr>
+      <w:rPr>
+        <w:rFonts w:ascii="Calibri" w:eastAsiaTheme="minorEastAsia" w:hAnsi="Calibri" w:cs="Calibri" w:hint="default"/>
+      </w:rPr>
+    </w:lvl>
+    <w:lvl w:ilvl="1" w:tplc="10090003" w:tentative="1">
+      <w:start w:val="1"/>
+      <w:numFmt w:val="bullet"/>
+      <w:lvlText w:val="o"/>
+      <w:lvlJc w:val="left"/>
+      <w:pPr>
+        <w:ind w:left="1440" w:hanging="360"/>
+      </w:pPr>
+      <w:rPr>
+        <w:rFonts w:ascii="Courier New" w:hAnsi="Courier New" w:cs="Courier New" w:hint="default"/>
+      </w:rPr>
+    </w:lvl>
+    <w:lvl w:ilvl="2" w:tplc="10090005" w:tentative="1">
+      <w:start w:val="1"/>
+      <w:numFmt w:val="bullet"/>
+      <w:lvlText w:val=""/>
+      <w:lvlJc w:val="left"/>
+      <w:pPr>
+        <w:ind w:left="2160" w:hanging="360"/>
+      </w:pPr>
+      <w:rPr>
+        <w:rFonts w:ascii="Wingdings" w:hAnsi="Wingdings" w:hint="default"/>
+      </w:rPr>
+    </w:lvl>
+    <w:lvl w:ilvl="3" w:tplc="10090001" w:tentative="1">
+      <w:start w:val="1"/>
+      <w:numFmt w:val="bullet"/>
+      <w:lvlText w:val=""/>
+      <w:lvlJc w:val="left"/>
+      <w:pPr>
+        <w:ind w:left="2880" w:hanging="360"/>
+      </w:pPr>
+      <w:rPr>
+        <w:rFonts w:ascii="Symbol" w:hAnsi="Symbol" w:hint="default"/>
+      </w:rPr>
+    </w:lvl>
+    <w:lvl w:ilvl="4" w:tplc="10090003" w:tentative="1">
+      <w:start w:val="1"/>
+      <w:numFmt w:val="bullet"/>
+      <w:lvlText w:val="o"/>
+      <w:lvlJc w:val="left"/>
+      <w:pPr>
+        <w:ind w:left="3600" w:hanging="360"/>
+      </w:pPr>
+      <w:rPr>
+        <w:rFonts w:ascii="Courier New" w:hAnsi="Courier New" w:cs="Courier New" w:hint="default"/>
+      </w:rPr>
+    </w:lvl>
+    <w:lvl w:ilvl="5" w:tplc="10090005" w:tentative="1">
+      <w:start w:val="1"/>
+      <w:numFmt w:val="bullet"/>
+      <w:lvlText w:val=""/>
+      <w:lvlJc w:val="left"/>
+      <w:pPr>
+        <w:ind w:left="4320" w:hanging="360"/>
+      </w:pPr>
+      <w:rPr>
+        <w:rFonts w:ascii="Wingdings" w:hAnsi="Wingdings" w:hint="default"/>
+      </w:rPr>
+    </w:lvl>
+    <w:lvl w:ilvl="6" w:tplc="10090001" w:tentative="1">
+      <w:start w:val="1"/>
+      <w:numFmt w:val="bullet"/>
+      <w:lvlText w:val=""/>
+      <w:lvlJc w:val="left"/>
+      <w:pPr>
+        <w:ind w:left="5040" w:hanging="360"/>
+      </w:pPr>
+      <w:rPr>
+        <w:rFonts w:ascii="Symbol" w:hAnsi="Symbol" w:hint="default"/>
+      </w:rPr>
+    </w:lvl>
+    <w:lvl w:ilvl="7" w:tplc="10090003" w:tentative="1">
+      <w:start w:val="1"/>
+      <w:numFmt w:val="bullet"/>
+      <w:lvlText w:val="o"/>
+      <w:lvlJc w:val="left"/>
+      <w:pPr>
+        <w:ind w:left="5760" w:hanging="360"/>
+      </w:pPr>
+      <w:rPr>
+        <w:rFonts w:ascii="Courier New" w:hAnsi="Courier New" w:cs="Courier New" w:hint="default"/>
+      </w:rPr>
+    </w:lvl>
+    <w:lvl w:ilvl="8" w:tplc="10090005" w:tentative="1">
+      <w:start w:val="1"/>
+      <w:numFmt w:val="bullet"/>
+      <w:lvlText w:val=""/>
+      <w:lvlJc w:val="left"/>
+      <w:pPr>
+        <w:ind w:left="6480" w:hanging="360"/>
+      </w:pPr>
+      <w:rPr>
+        <w:rFonts w:ascii="Wingdings" w:hAnsi="Wingdings" w:hint="default"/>
+      </w:rPr>
+    </w:lvl>
+  </w:abstractNum>
+  <w:abstractNum w:abstractNumId="13" w15:restartNumberingAfterBreak="0">
     <w:nsid w:val="2D50B18E"/>
     <w:multiLevelType w:val="hybridMultilevel"/>
     <w:tmpl w:val="5E94BC74"/>
@@ -2926,7 +3201,7 @@
       </w:rPr>
     </w:lvl>
   </w:abstractNum>
-  <w:abstractNum w:abstractNumId="13" w15:restartNumberingAfterBreak="0">
+  <w:abstractNum w:abstractNumId="14" w15:restartNumberingAfterBreak="0">
     <w:nsid w:val="32D84EF4"/>
     <w:multiLevelType w:val="hybridMultilevel"/>
     <w:tmpl w:val="E0BAD114"/>
@@ -3038,7 +3313,7 @@
       </w:rPr>
     </w:lvl>
   </w:abstractNum>
-  <w:abstractNum w:abstractNumId="14" w15:restartNumberingAfterBreak="0">
+  <w:abstractNum w:abstractNumId="15" w15:restartNumberingAfterBreak="0">
     <w:nsid w:val="39B63CE4"/>
     <w:multiLevelType w:val="hybridMultilevel"/>
     <w:tmpl w:val="30FA6522"/>
@@ -3127,7 +3402,7 @@
       </w:pPr>
     </w:lvl>
   </w:abstractNum>
-  <w:abstractNum w:abstractNumId="15" w15:restartNumberingAfterBreak="0">
+  <w:abstractNum w:abstractNumId="16" w15:restartNumberingAfterBreak="0">
     <w:nsid w:val="3D54D677"/>
     <w:multiLevelType w:val="hybridMultilevel"/>
     <w:tmpl w:val="099E4E2C"/>
@@ -3240,7 +3515,7 @@
       </w:rPr>
     </w:lvl>
   </w:abstractNum>
-  <w:abstractNum w:abstractNumId="16" w15:restartNumberingAfterBreak="0">
+  <w:abstractNum w:abstractNumId="17" w15:restartNumberingAfterBreak="0">
     <w:nsid w:val="408D7DA0"/>
     <w:multiLevelType w:val="hybridMultilevel"/>
     <w:tmpl w:val="8A58DB98"/>
@@ -3352,7 +3627,7 @@
       </w:rPr>
     </w:lvl>
   </w:abstractNum>
-  <w:abstractNum w:abstractNumId="17" w15:restartNumberingAfterBreak="0">
+  <w:abstractNum w:abstractNumId="18" w15:restartNumberingAfterBreak="0">
     <w:nsid w:val="40EC5F03"/>
     <w:multiLevelType w:val="hybridMultilevel"/>
     <w:tmpl w:val="8CA0437C"/>
@@ -3465,7 +3740,7 @@
       </w:rPr>
     </w:lvl>
   </w:abstractNum>
-  <w:abstractNum w:abstractNumId="18" w15:restartNumberingAfterBreak="0">
+  <w:abstractNum w:abstractNumId="19" w15:restartNumberingAfterBreak="0">
     <w:nsid w:val="44826242"/>
     <w:multiLevelType w:val="hybridMultilevel"/>
     <w:tmpl w:val="0BA8A194"/>
@@ -3554,7 +3829,7 @@
       </w:pPr>
     </w:lvl>
   </w:abstractNum>
-  <w:abstractNum w:abstractNumId="19" w15:restartNumberingAfterBreak="0">
+  <w:abstractNum w:abstractNumId="20" w15:restartNumberingAfterBreak="0">
     <w:nsid w:val="47DC22C0"/>
     <w:multiLevelType w:val="hybridMultilevel"/>
     <w:tmpl w:val="8124E058"/>
@@ -3667,7 +3942,7 @@
       </w:rPr>
     </w:lvl>
   </w:abstractNum>
-  <w:abstractNum w:abstractNumId="20" w15:restartNumberingAfterBreak="0">
+  <w:abstractNum w:abstractNumId="21" w15:restartNumberingAfterBreak="0">
     <w:nsid w:val="483239D0"/>
     <w:multiLevelType w:val="hybridMultilevel"/>
     <w:tmpl w:val="DF60FBBA"/>
@@ -3780,7 +4055,7 @@
       </w:rPr>
     </w:lvl>
   </w:abstractNum>
-  <w:abstractNum w:abstractNumId="21" w15:restartNumberingAfterBreak="0">
+  <w:abstractNum w:abstractNumId="22" w15:restartNumberingAfterBreak="0">
     <w:nsid w:val="48FD6602"/>
     <w:multiLevelType w:val="hybridMultilevel"/>
     <w:tmpl w:val="796EDA56"/>
@@ -3869,7 +4144,7 @@
       </w:pPr>
     </w:lvl>
   </w:abstractNum>
-  <w:abstractNum w:abstractNumId="22" w15:restartNumberingAfterBreak="0">
+  <w:abstractNum w:abstractNumId="23" w15:restartNumberingAfterBreak="0">
     <w:nsid w:val="49A41E9F"/>
     <w:multiLevelType w:val="hybridMultilevel"/>
     <w:tmpl w:val="5D54E0FE"/>
@@ -3982,7 +4257,7 @@
       </w:rPr>
     </w:lvl>
   </w:abstractNum>
-  <w:abstractNum w:abstractNumId="23" w15:restartNumberingAfterBreak="0">
+  <w:abstractNum w:abstractNumId="24" w15:restartNumberingAfterBreak="0">
     <w:nsid w:val="4D7A2940"/>
     <w:multiLevelType w:val="hybridMultilevel"/>
     <w:tmpl w:val="87B23388"/>
@@ -4095,7 +4370,7 @@
       </w:rPr>
     </w:lvl>
   </w:abstractNum>
-  <w:abstractNum w:abstractNumId="24" w15:restartNumberingAfterBreak="0">
+  <w:abstractNum w:abstractNumId="25" w15:restartNumberingAfterBreak="0">
     <w:nsid w:val="4F53E75B"/>
     <w:multiLevelType w:val="hybridMultilevel"/>
     <w:tmpl w:val="628ABA80"/>
@@ -4208,7 +4483,7 @@
       </w:rPr>
     </w:lvl>
   </w:abstractNum>
-  <w:abstractNum w:abstractNumId="25" w15:restartNumberingAfterBreak="0">
+  <w:abstractNum w:abstractNumId="26" w15:restartNumberingAfterBreak="0">
     <w:nsid w:val="50168F83"/>
     <w:multiLevelType w:val="hybridMultilevel"/>
     <w:tmpl w:val="309E7132"/>
@@ -4321,7 +4596,7 @@
       </w:rPr>
     </w:lvl>
   </w:abstractNum>
-  <w:abstractNum w:abstractNumId="26" w15:restartNumberingAfterBreak="0">
+  <w:abstractNum w:abstractNumId="27" w15:restartNumberingAfterBreak="0">
     <w:nsid w:val="52EC5F69"/>
     <w:multiLevelType w:val="hybridMultilevel"/>
     <w:tmpl w:val="CE481BE2"/>
@@ -4410,7 +4685,7 @@
       </w:pPr>
     </w:lvl>
   </w:abstractNum>
-  <w:abstractNum w:abstractNumId="27" w15:restartNumberingAfterBreak="0">
+  <w:abstractNum w:abstractNumId="28" w15:restartNumberingAfterBreak="0">
     <w:nsid w:val="540526B5"/>
     <w:multiLevelType w:val="hybridMultilevel"/>
     <w:tmpl w:val="86BA1968"/>
@@ -4522,7 +4797,7 @@
       </w:rPr>
     </w:lvl>
   </w:abstractNum>
-  <w:abstractNum w:abstractNumId="28" w15:restartNumberingAfterBreak="0">
+  <w:abstractNum w:abstractNumId="29" w15:restartNumberingAfterBreak="0">
     <w:nsid w:val="575670CE"/>
     <w:multiLevelType w:val="hybridMultilevel"/>
     <w:tmpl w:val="350ED9E4"/>
@@ -4635,7 +4910,7 @@
       </w:rPr>
     </w:lvl>
   </w:abstractNum>
-  <w:abstractNum w:abstractNumId="29" w15:restartNumberingAfterBreak="0">
+  <w:abstractNum w:abstractNumId="30" w15:restartNumberingAfterBreak="0">
     <w:nsid w:val="5BFDCC54"/>
     <w:multiLevelType w:val="hybridMultilevel"/>
     <w:tmpl w:val="E522FB1A"/>
@@ -4748,7 +5023,7 @@
       </w:rPr>
     </w:lvl>
   </w:abstractNum>
-  <w:abstractNum w:abstractNumId="30" w15:restartNumberingAfterBreak="0">
+  <w:abstractNum w:abstractNumId="31" w15:restartNumberingAfterBreak="0">
     <w:nsid w:val="60166470"/>
     <w:multiLevelType w:val="hybridMultilevel"/>
     <w:tmpl w:val="A98293EA"/>
@@ -4861,7 +5136,7 @@
       </w:rPr>
     </w:lvl>
   </w:abstractNum>
-  <w:abstractNum w:abstractNumId="31" w15:restartNumberingAfterBreak="0">
+  <w:abstractNum w:abstractNumId="32" w15:restartNumberingAfterBreak="0">
     <w:nsid w:val="60D96433"/>
     <w:multiLevelType w:val="hybridMultilevel"/>
     <w:tmpl w:val="FEE8AAAE"/>
@@ -4974,7 +5249,7 @@
       </w:rPr>
     </w:lvl>
   </w:abstractNum>
-  <w:abstractNum w:abstractNumId="32" w15:restartNumberingAfterBreak="0">
+  <w:abstractNum w:abstractNumId="33" w15:restartNumberingAfterBreak="0">
     <w:nsid w:val="66143FE7"/>
     <w:multiLevelType w:val="hybridMultilevel"/>
     <w:tmpl w:val="2FE83F66"/>
@@ -5087,7 +5362,7 @@
       </w:rPr>
     </w:lvl>
   </w:abstractNum>
-  <w:abstractNum w:abstractNumId="33" w15:restartNumberingAfterBreak="0">
+  <w:abstractNum w:abstractNumId="34" w15:restartNumberingAfterBreak="0">
     <w:nsid w:val="6A470BFD"/>
     <w:multiLevelType w:val="hybridMultilevel"/>
     <w:tmpl w:val="25E2D446"/>
@@ -5200,7 +5475,7 @@
       </w:rPr>
     </w:lvl>
   </w:abstractNum>
-  <w:abstractNum w:abstractNumId="34" w15:restartNumberingAfterBreak="0">
+  <w:abstractNum w:abstractNumId="35" w15:restartNumberingAfterBreak="0">
     <w:nsid w:val="6C51F8D6"/>
     <w:multiLevelType w:val="hybridMultilevel"/>
     <w:tmpl w:val="B80C25E2"/>
@@ -5313,7 +5588,7 @@
       </w:rPr>
     </w:lvl>
   </w:abstractNum>
-  <w:abstractNum w:abstractNumId="35" w15:restartNumberingAfterBreak="0">
+  <w:abstractNum w:abstractNumId="36" w15:restartNumberingAfterBreak="0">
     <w:nsid w:val="6FAA8448"/>
     <w:multiLevelType w:val="hybridMultilevel"/>
     <w:tmpl w:val="0E58CC32"/>
@@ -5426,7 +5701,7 @@
       </w:rPr>
     </w:lvl>
   </w:abstractNum>
-  <w:abstractNum w:abstractNumId="36" w15:restartNumberingAfterBreak="0">
+  <w:abstractNum w:abstractNumId="37" w15:restartNumberingAfterBreak="0">
     <w:nsid w:val="713AA9A6"/>
     <w:multiLevelType w:val="hybridMultilevel"/>
     <w:tmpl w:val="F594C2E2"/>
@@ -5539,7 +5814,7 @@
       </w:rPr>
     </w:lvl>
   </w:abstractNum>
-  <w:abstractNum w:abstractNumId="37" w15:restartNumberingAfterBreak="0">
+  <w:abstractNum w:abstractNumId="38" w15:restartNumberingAfterBreak="0">
     <w:nsid w:val="72BA28F7"/>
     <w:multiLevelType w:val="hybridMultilevel"/>
     <w:tmpl w:val="CF4E6FD6"/>
@@ -5628,7 +5903,7 @@
       </w:pPr>
     </w:lvl>
   </w:abstractNum>
-  <w:abstractNum w:abstractNumId="38" w15:restartNumberingAfterBreak="0">
+  <w:abstractNum w:abstractNumId="39" w15:restartNumberingAfterBreak="0">
     <w:nsid w:val="778F0818"/>
     <w:multiLevelType w:val="hybridMultilevel"/>
     <w:tmpl w:val="059A2970"/>
@@ -5741,7 +6016,7 @@
       </w:rPr>
     </w:lvl>
   </w:abstractNum>
-  <w:abstractNum w:abstractNumId="39" w15:restartNumberingAfterBreak="0">
+  <w:abstractNum w:abstractNumId="40" w15:restartNumberingAfterBreak="0">
     <w:nsid w:val="79869611"/>
     <w:multiLevelType w:val="hybridMultilevel"/>
     <w:tmpl w:val="D01EAA54"/>
@@ -5854,7 +6129,7 @@
       </w:rPr>
     </w:lvl>
   </w:abstractNum>
-  <w:abstractNum w:abstractNumId="40" w15:restartNumberingAfterBreak="0">
+  <w:abstractNum w:abstractNumId="41" w15:restartNumberingAfterBreak="0">
     <w:nsid w:val="7B1FD06E"/>
     <w:multiLevelType w:val="hybridMultilevel"/>
     <w:tmpl w:val="86A2537C"/>
@@ -5967,7 +6242,7 @@
       </w:rPr>
     </w:lvl>
   </w:abstractNum>
-  <w:abstractNum w:abstractNumId="41" w15:restartNumberingAfterBreak="0">
+  <w:abstractNum w:abstractNumId="42" w15:restartNumberingAfterBreak="0">
     <w:nsid w:val="7C54D116"/>
     <w:multiLevelType w:val="hybridMultilevel"/>
     <w:tmpl w:val="BAA61BE6"/>
@@ -6080,7 +6355,7 @@
       </w:rPr>
     </w:lvl>
   </w:abstractNum>
-  <w:abstractNum w:abstractNumId="42" w15:restartNumberingAfterBreak="0">
+  <w:abstractNum w:abstractNumId="43" w15:restartNumberingAfterBreak="0">
     <w:nsid w:val="7CB7B604"/>
     <w:multiLevelType w:val="hybridMultilevel"/>
     <w:tmpl w:val="C316C810"/>
@@ -6194,40 +6469,40 @@
     </w:lvl>
   </w:abstractNum>
   <w:num w:numId="1" w16cid:durableId="1321927866">
-    <w:abstractNumId w:val="34"/>
+    <w:abstractNumId w:val="35"/>
   </w:num>
   <w:num w:numId="2" w16cid:durableId="1025181181">
-    <w:abstractNumId w:val="39"/>
+    <w:abstractNumId w:val="40"/>
   </w:num>
   <w:num w:numId="3" w16cid:durableId="262808182">
     <w:abstractNumId w:val="7"/>
   </w:num>
   <w:num w:numId="4" w16cid:durableId="609896414">
-    <w:abstractNumId w:val="23"/>
+    <w:abstractNumId w:val="24"/>
   </w:num>
   <w:num w:numId="5" w16cid:durableId="447746152">
-    <w:abstractNumId w:val="27"/>
+    <w:abstractNumId w:val="28"/>
   </w:num>
   <w:num w:numId="6" w16cid:durableId="713384743">
     <w:abstractNumId w:val="2"/>
   </w:num>
   <w:num w:numId="7" w16cid:durableId="674918620">
-    <w:abstractNumId w:val="16"/>
+    <w:abstractNumId w:val="17"/>
   </w:num>
   <w:num w:numId="8" w16cid:durableId="458302915">
-    <w:abstractNumId w:val="25"/>
+    <w:abstractNumId w:val="26"/>
   </w:num>
   <w:num w:numId="9" w16cid:durableId="1953516517">
-    <w:abstractNumId w:val="41"/>
+    <w:abstractNumId w:val="42"/>
   </w:num>
   <w:num w:numId="10" w16cid:durableId="1472595654">
-    <w:abstractNumId w:val="20"/>
+    <w:abstractNumId w:val="21"/>
   </w:num>
   <w:num w:numId="11" w16cid:durableId="574585734">
     <w:abstractNumId w:val="1"/>
   </w:num>
   <w:num w:numId="12" w16cid:durableId="553735323">
-    <w:abstractNumId w:val="12"/>
+    <w:abstractNumId w:val="13"/>
   </w:num>
   <w:num w:numId="13" w16cid:durableId="2057050000">
     <w:abstractNumId w:val="6"/>
@@ -6239,88 +6514,91 @@
     <w:abstractNumId w:val="0"/>
   </w:num>
   <w:num w:numId="16" w16cid:durableId="624000675">
-    <w:abstractNumId w:val="35"/>
+    <w:abstractNumId w:val="36"/>
   </w:num>
   <w:num w:numId="17" w16cid:durableId="409887752">
-    <w:abstractNumId w:val="40"/>
+    <w:abstractNumId w:val="41"/>
   </w:num>
   <w:num w:numId="18" w16cid:durableId="1724013183">
-    <w:abstractNumId w:val="22"/>
+    <w:abstractNumId w:val="23"/>
   </w:num>
   <w:num w:numId="19" w16cid:durableId="701057014">
     <w:abstractNumId w:val="11"/>
   </w:num>
   <w:num w:numId="20" w16cid:durableId="1730108480">
-    <w:abstractNumId w:val="42"/>
+    <w:abstractNumId w:val="43"/>
   </w:num>
   <w:num w:numId="21" w16cid:durableId="1475951573">
     <w:abstractNumId w:val="8"/>
   </w:num>
   <w:num w:numId="22" w16cid:durableId="1247836898">
-    <w:abstractNumId w:val="24"/>
+    <w:abstractNumId w:val="25"/>
   </w:num>
   <w:num w:numId="23" w16cid:durableId="1202017015">
-    <w:abstractNumId w:val="15"/>
+    <w:abstractNumId w:val="16"/>
   </w:num>
   <w:num w:numId="24" w16cid:durableId="1413509409">
     <w:abstractNumId w:val="5"/>
   </w:num>
   <w:num w:numId="25" w16cid:durableId="2122452180">
-    <w:abstractNumId w:val="38"/>
+    <w:abstractNumId w:val="39"/>
   </w:num>
   <w:num w:numId="26" w16cid:durableId="1322730194">
-    <w:abstractNumId w:val="31"/>
+    <w:abstractNumId w:val="32"/>
   </w:num>
   <w:num w:numId="27" w16cid:durableId="1247303462">
-    <w:abstractNumId w:val="36"/>
+    <w:abstractNumId w:val="37"/>
   </w:num>
   <w:num w:numId="28" w16cid:durableId="1743092924">
-    <w:abstractNumId w:val="32"/>
+    <w:abstractNumId w:val="33"/>
   </w:num>
   <w:num w:numId="29" w16cid:durableId="1495947062">
-    <w:abstractNumId w:val="29"/>
+    <w:abstractNumId w:val="30"/>
   </w:num>
   <w:num w:numId="30" w16cid:durableId="1895775724">
     <w:abstractNumId w:val="4"/>
   </w:num>
   <w:num w:numId="31" w16cid:durableId="2082679907">
-    <w:abstractNumId w:val="28"/>
+    <w:abstractNumId w:val="29"/>
   </w:num>
   <w:num w:numId="32" w16cid:durableId="1648780540">
-    <w:abstractNumId w:val="33"/>
+    <w:abstractNumId w:val="34"/>
   </w:num>
   <w:num w:numId="33" w16cid:durableId="60643274">
     <w:abstractNumId w:val="3"/>
   </w:num>
   <w:num w:numId="34" w16cid:durableId="376128337">
-    <w:abstractNumId w:val="30"/>
+    <w:abstractNumId w:val="31"/>
   </w:num>
   <w:num w:numId="35" w16cid:durableId="363753963">
-    <w:abstractNumId w:val="19"/>
+    <w:abstractNumId w:val="20"/>
   </w:num>
   <w:num w:numId="36" w16cid:durableId="1037122867">
     <w:abstractNumId w:val="9"/>
   </w:num>
   <w:num w:numId="37" w16cid:durableId="1874074388">
-    <w:abstractNumId w:val="13"/>
+    <w:abstractNumId w:val="14"/>
   </w:num>
   <w:num w:numId="38" w16cid:durableId="1334379107">
-    <w:abstractNumId w:val="17"/>
+    <w:abstractNumId w:val="18"/>
   </w:num>
   <w:num w:numId="39" w16cid:durableId="1537347180">
-    <w:abstractNumId w:val="18"/>
+    <w:abstractNumId w:val="19"/>
   </w:num>
   <w:num w:numId="40" w16cid:durableId="1682118768">
-    <w:abstractNumId w:val="21"/>
+    <w:abstractNumId w:val="22"/>
   </w:num>
   <w:num w:numId="41" w16cid:durableId="1381634187">
-    <w:abstractNumId w:val="26"/>
+    <w:abstractNumId w:val="27"/>
   </w:num>
   <w:num w:numId="42" w16cid:durableId="2135706194">
-    <w:abstractNumId w:val="37"/>
+    <w:abstractNumId w:val="38"/>
   </w:num>
   <w:num w:numId="43" w16cid:durableId="1048803239">
-    <w:abstractNumId w:val="14"/>
+    <w:abstractNumId w:val="15"/>
+  </w:num>
+  <w:num w:numId="44" w16cid:durableId="819689182">
+    <w:abstractNumId w:val="12"/>
   </w:num>
 </w:numbering>
 </file>
@@ -7548,6 +7826,72 @@
       <w:shd w:val="clear" w:color="auto" w:fill="E1DFDD"/>
     </w:rPr>
   </w:style>
+  <w:style w:type="character" w:styleId="CommentReference">
+    <w:name w:val="annotation reference"/>
+    <w:basedOn w:val="DefaultParagraphFont"/>
+    <w:uiPriority w:val="99"/>
+    <w:semiHidden/>
+    <w:unhideWhenUsed/>
+    <w:rsid w:val="006D65F6"/>
+    <w:rPr>
+      <w:sz w:val="16"/>
+      <w:szCs w:val="16"/>
+    </w:rPr>
+  </w:style>
+  <w:style w:type="paragraph" w:styleId="CommentText">
+    <w:name w:val="annotation text"/>
+    <w:basedOn w:val="Normal"/>
+    <w:link w:val="CommentTextChar"/>
+    <w:uiPriority w:val="99"/>
+    <w:unhideWhenUsed/>
+    <w:rsid w:val="006D65F6"/>
+    <w:pPr>
+      <w:spacing w:line="240" w:lineRule="auto"/>
+    </w:pPr>
+    <w:rPr>
+      <w:sz w:val="20"/>
+      <w:szCs w:val="20"/>
+    </w:rPr>
+  </w:style>
+  <w:style w:type="character" w:customStyle="1" w:styleId="CommentTextChar">
+    <w:name w:val="Comment Text Char"/>
+    <w:basedOn w:val="DefaultParagraphFont"/>
+    <w:link w:val="CommentText"/>
+    <w:uiPriority w:val="99"/>
+    <w:rsid w:val="006D65F6"/>
+    <w:rPr>
+      <w:sz w:val="20"/>
+      <w:szCs w:val="20"/>
+    </w:rPr>
+  </w:style>
+  <w:style w:type="paragraph" w:styleId="CommentSubject">
+    <w:name w:val="annotation subject"/>
+    <w:basedOn w:val="CommentText"/>
+    <w:next w:val="CommentText"/>
+    <w:link w:val="CommentSubjectChar"/>
+    <w:uiPriority w:val="99"/>
+    <w:semiHidden/>
+    <w:unhideWhenUsed/>
+    <w:rsid w:val="006D65F6"/>
+    <w:rPr>
+      <w:b/>
+      <w:bCs/>
+    </w:rPr>
+  </w:style>
+  <w:style w:type="character" w:customStyle="1" w:styleId="CommentSubjectChar">
+    <w:name w:val="Comment Subject Char"/>
+    <w:basedOn w:val="CommentTextChar"/>
+    <w:link w:val="CommentSubject"/>
+    <w:uiPriority w:val="99"/>
+    <w:semiHidden/>
+    <w:rsid w:val="006D65F6"/>
+    <w:rPr>
+      <w:b/>
+      <w:bCs/>
+      <w:sz w:val="20"/>
+      <w:szCs w:val="20"/>
+    </w:rPr>
+  </w:style>
 </w:styles>
 </file>
 
@@ -7847,10 +8191,6 @@
 </file>
 
 <file path=customXml/item1.xml><?xml version="1.0" encoding="utf-8"?>
-<b:Sources xmlns:b="http://schemas.openxmlformats.org/officeDocument/2006/bibliography" xmlns="http://schemas.openxmlformats.org/officeDocument/2006/bibliography" SelectedStyle="\APASixthEditionOfficeOnline.xsl" StyleName="APA" Version="6"/>
-</file>
-
-<file path=customXml/item2.xml><?xml version="1.0" encoding="utf-8"?>
 <p:properties xmlns:p="http://schemas.microsoft.com/office/2006/metadata/properties" xmlns:xsi="http://www.w3.org/2001/XMLSchema-instance" xmlns:pc="http://schemas.microsoft.com/office/infopath/2007/PartnerControls">
   <documentManagement>
     <TaxCatchAll xmlns="72c39c84-b0a3-45a2-a38c-ff46bb47f11f" xsi:nil="true"/>
@@ -7861,18 +8201,13 @@
 </p:properties>
 </file>
 
-<file path=customXml/item3.xml><?xml version="1.0" encoding="utf-8"?>
-<?mso-contentType ?>
-<FormTemplates xmlns="http://schemas.microsoft.com/sharepoint/v3/contenttype/forms">
-  <Display>DocumentLibraryForm</Display>
-  <Edit>DocumentLibraryForm</Edit>
-  <New>DocumentLibraryForm</New>
-</FormTemplates>
+<file path=customXml/item2.xml><?xml version="1.0" encoding="utf-8"?>
+<b:Sources xmlns:b="http://schemas.openxmlformats.org/officeDocument/2006/bibliography" xmlns="http://schemas.openxmlformats.org/officeDocument/2006/bibliography" SelectedStyle="\APASixthEditionOfficeOnline.xsl" StyleName="APA" Version="6"/>
 </file>
 
-<file path=customXml/item4.xml><?xml version="1.0" encoding="utf-8"?>
-<ct:contentTypeSchema xmlns:ct="http://schemas.microsoft.com/office/2006/metadata/contentType" xmlns:ma="http://schemas.microsoft.com/office/2006/metadata/properties/metaAttributes" ct:_="" ma:_="" ma:contentTypeName="Document" ma:contentTypeID="0x010100B51EC7ECFAC78D4E8EF6CBAFFF0B3505" ma:contentTypeVersion="19" ma:contentTypeDescription="Create a new document." ma:contentTypeScope="" ma:versionID="5c1b9c823c4c056c7e05980495393fcd">
-  <xsd:schema xmlns:xsd="http://www.w3.org/2001/XMLSchema" xmlns:xs="http://www.w3.org/2001/XMLSchema" xmlns:p="http://schemas.microsoft.com/office/2006/metadata/properties" xmlns:ns2="cf9f6c1f-8ad0-4eb8-bb2b-fb0b622a341e" xmlns:ns3="72c39c84-b0a3-45a2-a38c-ff46bb47f11f" targetNamespace="http://schemas.microsoft.com/office/2006/metadata/properties" ma:root="true" ma:fieldsID="432eb190a40d519ccc5fb67819ee5399" ns2:_="" ns3:_="">
+<file path=customXml/item3.xml><?xml version="1.0" encoding="utf-8"?>
+<ct:contentTypeSchema xmlns:ct="http://schemas.microsoft.com/office/2006/metadata/contentType" xmlns:ma="http://schemas.microsoft.com/office/2006/metadata/properties/metaAttributes" ct:_="" ma:_="" ma:contentTypeName="Document" ma:contentTypeID="0x010100B51EC7ECFAC78D4E8EF6CBAFFF0B3505" ma:contentTypeVersion="19" ma:contentTypeDescription="Create a new document." ma:contentTypeScope="" ma:versionID="5d9401e09799b0dc5f93c06ba9768007">
+  <xsd:schema xmlns:xsd="http://www.w3.org/2001/XMLSchema" xmlns:xs="http://www.w3.org/2001/XMLSchema" xmlns:p="http://schemas.microsoft.com/office/2006/metadata/properties" xmlns:ns2="cf9f6c1f-8ad0-4eb8-bb2b-fb0b622a341e" xmlns:ns3="72c39c84-b0a3-45a2-a38c-ff46bb47f11f" targetNamespace="http://schemas.microsoft.com/office/2006/metadata/properties" ma:root="true" ma:fieldsID="70cec36318042db763ca353140da6103" ns2:_="" ns3:_="">
     <xsd:import namespace="cf9f6c1f-8ad0-4eb8-bb2b-fb0b622a341e"/>
     <xsd:import namespace="72c39c84-b0a3-45a2-a38c-ff46bb47f11f"/>
     <xsd:element name="properties">
@@ -8125,7 +8460,27 @@
 </ct:contentTypeSchema>
 </file>
 
+<file path=customXml/item4.xml><?xml version="1.0" encoding="utf-8"?>
+<?mso-contentType ?>
+<FormTemplates xmlns="http://schemas.microsoft.com/sharepoint/v3/contenttype/forms">
+  <Display>DocumentLibraryForm</Display>
+  <Edit>DocumentLibraryForm</Edit>
+  <New>DocumentLibraryForm</New>
+</FormTemplates>
+</file>
+
 <file path=customXml/itemProps1.xml><?xml version="1.0" encoding="utf-8"?>
+<ds:datastoreItem xmlns:ds="http://schemas.openxmlformats.org/officeDocument/2006/customXml" ds:itemID="{81B1CED3-2719-4F34-9288-9C0D1515A53D}">
+  <ds:schemaRefs>
+    <ds:schemaRef ds:uri="http://schemas.microsoft.com/office/2006/metadata/properties"/>
+    <ds:schemaRef ds:uri="http://schemas.microsoft.com/office/infopath/2007/PartnerControls"/>
+    <ds:schemaRef ds:uri="72c39c84-b0a3-45a2-a38c-ff46bb47f11f"/>
+    <ds:schemaRef ds:uri="cf9f6c1f-8ad0-4eb8-bb2b-fb0b622a341e"/>
+  </ds:schemaRefs>
+</ds:datastoreItem>
+</file>
+
+<file path=customXml/itemProps2.xml><?xml version="1.0" encoding="utf-8"?>
 <ds:datastoreItem xmlns:ds="http://schemas.openxmlformats.org/officeDocument/2006/customXml" ds:itemID="{D06DF4BF-B548-4F84-80FD-4DC2F4705E55}">
   <ds:schemaRefs>
     <ds:schemaRef ds:uri="http://schemas.openxmlformats.org/officeDocument/2006/bibliography"/>
@@ -8133,33 +8488,8 @@
 </ds:datastoreItem>
 </file>
 
-<file path=customXml/itemProps2.xml><?xml version="1.0" encoding="utf-8"?>
-<ds:datastoreItem xmlns:ds="http://schemas.openxmlformats.org/officeDocument/2006/customXml" ds:itemID="{81B1CED3-2719-4F34-9288-9C0D1515A53D}">
-  <ds:schemaRefs>
-    <ds:schemaRef ds:uri="http://schemas.openxmlformats.org/package/2006/metadata/core-properties"/>
-    <ds:schemaRef ds:uri="http://schemas.microsoft.com/office/infopath/2007/PartnerControls"/>
-    <ds:schemaRef ds:uri="cf9f6c1f-8ad0-4eb8-bb2b-fb0b622a341e"/>
-    <ds:schemaRef ds:uri="http://schemas.microsoft.com/office/2006/documentManagement/types"/>
-    <ds:schemaRef ds:uri="72c39c84-b0a3-45a2-a38c-ff46bb47f11f"/>
-    <ds:schemaRef ds:uri="http://www.w3.org/XML/1998/namespace"/>
-    <ds:schemaRef ds:uri="http://schemas.microsoft.com/office/2006/metadata/properties"/>
-    <ds:schemaRef ds:uri="http://purl.org/dc/dcmitype/"/>
-    <ds:schemaRef ds:uri="http://purl.org/dc/terms/"/>
-    <ds:schemaRef ds:uri="http://purl.org/dc/elements/1.1/"/>
-  </ds:schemaRefs>
-</ds:datastoreItem>
-</file>
-
 <file path=customXml/itemProps3.xml><?xml version="1.0" encoding="utf-8"?>
-<ds:datastoreItem xmlns:ds="http://schemas.openxmlformats.org/officeDocument/2006/customXml" ds:itemID="{ACC29BBC-5726-4142-9A8E-292B33DB533F}">
-  <ds:schemaRefs>
-    <ds:schemaRef ds:uri="http://schemas.microsoft.com/sharepoint/v3/contenttype/forms"/>
-  </ds:schemaRefs>
-</ds:datastoreItem>
-</file>
-
-<file path=customXml/itemProps4.xml><?xml version="1.0" encoding="utf-8"?>
-<ds:datastoreItem xmlns:ds="http://schemas.openxmlformats.org/officeDocument/2006/customXml" ds:itemID="{E6B39FEE-43DD-46EA-9E9A-EDEF9F0D9ECD}">
+<ds:datastoreItem xmlns:ds="http://schemas.openxmlformats.org/officeDocument/2006/customXml" ds:itemID="{8A4BE168-B72A-4494-950F-8411F3E3D16D}">
   <ds:schemaRefs>
     <ds:schemaRef ds:uri="http://schemas.microsoft.com/office/2006/metadata/contentType"/>
     <ds:schemaRef ds:uri="http://schemas.microsoft.com/office/2006/metadata/properties/metaAttributes"/>
@@ -8175,4 +8505,12 @@
     <ds:schemaRef ds:uri="http://schemas.microsoft.com/internal/obd"/>
   </ds:schemaRefs>
 </ds:datastoreItem>
+</file>
+
+<file path=customXml/itemProps4.xml><?xml version="1.0" encoding="utf-8"?>
+<ds:datastoreItem xmlns:ds="http://schemas.openxmlformats.org/officeDocument/2006/customXml" ds:itemID="{ACC29BBC-5726-4142-9A8E-292B33DB533F}">
+  <ds:schemaRefs>
+    <ds:schemaRef ds:uri="http://schemas.microsoft.com/sharepoint/v3/contenttype/forms"/>
+  </ds:schemaRefs>
+</ds:datastoreItem>
 </file>